--- a/units/u37/Unit 37 Multiplicative Relations & Measurement Student Rubric.docx
+++ b/units/u37/Unit 37 Multiplicative Relations & Measurement Student Rubric.docx
@@ -2,28 +2,19 @@
 <file path=word/document.xml><?xml version="1.0" encoding="utf-8"?>
 <w:document xmlns:ns1="http://schemas.microsoft.com/office/word/2010/wordml" xmlns:w="http://schemas.openxmlformats.org/wordprocessingml/2006/main">
   <w:body>
-    <w:p>
-      <w:pPr>
+    <w:p ns1:paraId="00000001">
+      <w:pPr>
+        <w:spacing w:before="0" w:after="0" w:line="240" w:lineRule="auto"/>
         <w:jc w:val="center"/>
       </w:pPr>
       <w:r>
         <w:rPr>
-          <w:rFonts w:ascii="Comic Sans MS" w:hAnsi="Comic Sans MS" w:cs="Comic Sans MS" w:eastAsia="Comic Sans MS"/>
+          <w:rFonts w:ascii="NSW Foundation Font" w:hAnsi="NSW Foundation Font" w:cs="NSW Foundation Font" w:eastAsia="NSW Foundation Font"/>
           <w:b/>
-          <w:sz w:val="36"/>
-          <w:szCs w:val="36"/>
+          <w:sz w:val="40"/>
+          <w:szCs w:val="40"/>
         </w:rPr>
         <w:t xml:space="preserve">Unit 37 — Multiplicative Relations &amp; Measurement</w:t>
-      </w:r>
-    </w:p>
-    <w:p ns1:paraId="00000001">
-      <w:pPr>
-        <w:rPr/>
-      </w:pPr>
-      <w:r>
-        <w:rPr>
-          <w:rtl w:val="0"/>
-        </w:rPr>
       </w:r>
     </w:p>
     <w:tbl>
@@ -73,12 +64,12 @@
               <w:spacing w:line="240" w:lineRule="auto"/>
               <w:jc w:val="center"/>
               <w:rPr>
-                <w:rFonts w:ascii="Comic Sans MS" w:cs="Comic Sans MS" w:eastAsia="Comic Sans MS" w:hAnsi="Comic Sans MS"/>
-              </w:rPr>
-            </w:pPr>
-            <w:r>
-              <w:rPr>
-                <w:rFonts w:ascii="Comic Sans MS" w:cs="Comic Sans MS" w:eastAsia="Comic Sans MS" w:hAnsi="Comic Sans MS"/>
+                <w:rFonts w:ascii="NSW Foundation Font" w:cs="NSW Foundation Font" w:eastAsia="NSW Foundation Font" w:hAnsi="NSW Foundation Font"/>
+              </w:rPr>
+            </w:pPr>
+            <w:r>
+              <w:rPr>
+                <w:rFonts w:ascii="NSW Foundation Font" w:cs="NSW Foundation Font" w:eastAsia="NSW Foundation Font" w:hAnsi="NSW Foundation Font"/>
                 <w:b w:val="1"/>
                 <w:bCs w:val="1"/>
                 <w:rtl w:val="0"/>
@@ -109,14 +100,14 @@
               <w:spacing w:line="240" w:lineRule="auto"/>
               <w:jc w:val="center"/>
               <w:rPr>
-                <w:rFonts w:ascii="Comic Sans MS" w:cs="Comic Sans MS" w:eastAsia="Comic Sans MS" w:hAnsi="Comic Sans MS"/>
+                <w:rFonts w:ascii="NSW Foundation Font" w:cs="NSW Foundation Font" w:eastAsia="NSW Foundation Font" w:hAnsi="NSW Foundation Font"/>
                 <w:sz w:val="24"/>
                 <w:szCs w:val="24"/>
               </w:rPr>
             </w:pPr>
             <w:r>
               <w:rPr>
-                <w:rFonts w:ascii="Comic Sans MS" w:cs="Comic Sans MS" w:eastAsia="Comic Sans MS" w:hAnsi="Comic Sans MS"/>
+                <w:rFonts w:ascii="NSW Foundation Font" w:cs="NSW Foundation Font" w:eastAsia="NSW Foundation Font" w:hAnsi="NSW Foundation Font"/>
                 <w:color w:val="22272b"/>
                 <w:sz w:val="26"/>
                 <w:szCs w:val="26"/>
@@ -149,14 +140,14 @@
               <w:spacing w:line="240" w:lineRule="auto"/>
               <w:jc w:val="center"/>
               <w:rPr>
-                <w:rFonts w:ascii="Comic Sans MS" w:cs="Comic Sans MS" w:eastAsia="Comic Sans MS" w:hAnsi="Comic Sans MS"/>
+                <w:rFonts w:ascii="NSW Foundation Font" w:cs="NSW Foundation Font" w:eastAsia="NSW Foundation Font" w:hAnsi="NSW Foundation Font"/>
                 <w:b w:val="1"/>
                 <w:bCs w:val="1"/>
               </w:rPr>
             </w:pPr>
             <w:r>
               <w:rPr>
-                <w:rFonts w:ascii="Comic Sans MS" w:cs="Comic Sans MS" w:eastAsia="Comic Sans MS" w:hAnsi="Comic Sans MS"/>
+                <w:rFonts w:ascii="NSW Foundation Font" w:cs="NSW Foundation Font" w:eastAsia="NSW Foundation Font" w:hAnsi="NSW Foundation Font"/>
                 <w:b w:val="1"/>
                 <w:bCs w:val="1"/>
                 <w:rtl w:val="0"/>
@@ -182,12 +173,12 @@
               <w:spacing w:line="240" w:lineRule="auto"/>
               <w:jc w:val="center"/>
               <w:rPr>
-                <w:rFonts w:ascii="Comic Sans MS" w:cs="Comic Sans MS" w:eastAsia="Comic Sans MS" w:hAnsi="Comic Sans MS"/>
-              </w:rPr>
-            </w:pPr>
-            <w:r>
-              <w:rPr>
-                <w:rFonts w:ascii="Comic Sans MS" w:cs="Comic Sans MS" w:eastAsia="Comic Sans MS" w:hAnsi="Comic Sans MS"/>
+                <w:rFonts w:ascii="NSW Foundation Font" w:cs="NSW Foundation Font" w:eastAsia="NSW Foundation Font" w:hAnsi="NSW Foundation Font"/>
+              </w:rPr>
+            </w:pPr>
+            <w:r>
+              <w:rPr>
+                <w:rFonts w:ascii="NSW Foundation Font" w:cs="NSW Foundation Font" w:eastAsia="NSW Foundation Font" w:hAnsi="NSW Foundation Font"/>
                 <w:rtl w:val="0"/>
               </w:rPr>
               <w:t xml:space="preserve">Red</w:t>
@@ -204,12 +195,12 @@
               <w:spacing w:line="240" w:lineRule="auto"/>
               <w:jc w:val="center"/>
               <w:rPr>
-                <w:rFonts w:ascii="Comic Sans MS" w:cs="Comic Sans MS" w:eastAsia="Comic Sans MS" w:hAnsi="Comic Sans MS"/>
-              </w:rPr>
-            </w:pPr>
-            <w:r>
-              <w:rPr>
-                <w:rFonts w:ascii="Comic Sans MS" w:cs="Comic Sans MS" w:eastAsia="Comic Sans MS" w:hAnsi="Comic Sans MS"/>
+                <w:rFonts w:ascii="NSW Foundation Font" w:cs="NSW Foundation Font" w:eastAsia="NSW Foundation Font" w:hAnsi="NSW Foundation Font"/>
+              </w:rPr>
+            </w:pPr>
+            <w:r>
+              <w:rPr>
+                <w:rFonts w:ascii="NSW Foundation Font" w:cs="NSW Foundation Font" w:eastAsia="NSW Foundation Font" w:hAnsi="NSW Foundation Font"/>
                 <w:rtl w:val="0"/>
               </w:rPr>
               <w:t xml:space="preserve">Yellow</w:t>
@@ -226,12 +217,12 @@
               <w:spacing w:line="240" w:lineRule="auto"/>
               <w:jc w:val="center"/>
               <w:rPr>
-                <w:rFonts w:ascii="Comic Sans MS" w:cs="Comic Sans MS" w:eastAsia="Comic Sans MS" w:hAnsi="Comic Sans MS"/>
-              </w:rPr>
-            </w:pPr>
-            <w:r>
-              <w:rPr>
-                <w:rFonts w:ascii="Comic Sans MS" w:cs="Comic Sans MS" w:eastAsia="Comic Sans MS" w:hAnsi="Comic Sans MS"/>
+                <w:rFonts w:ascii="NSW Foundation Font" w:cs="NSW Foundation Font" w:eastAsia="NSW Foundation Font" w:hAnsi="NSW Foundation Font"/>
+              </w:rPr>
+            </w:pPr>
+            <w:r>
+              <w:rPr>
+                <w:rFonts w:ascii="NSW Foundation Font" w:cs="NSW Foundation Font" w:eastAsia="NSW Foundation Font" w:hAnsi="NSW Foundation Font"/>
                 <w:rtl w:val="0"/>
               </w:rPr>
               <w:t xml:space="preserve">Green</w:t>
@@ -266,9 +257,9 @@
             </w:pPr>
             <w:r>
               <w:rPr>
-                <w:rFonts w:ascii="Roboto" w:cs="Roboto" w:eastAsia="Roboto" w:hAnsi="Roboto"/>
-                <w:sz w:val="24"/>
-                <w:szCs w:val="24"/>
+                <w:rFonts w:ascii="NSW Foundation Font" w:cs="NSW Foundation Font" w:eastAsia="NSW Foundation Font" w:hAnsi="NSW Foundation Font"/>
+                <w:sz w:val="32"/>
+                <w:szCs w:val="32"/>
                 <w:rtl w:val="0"/>
               </w:rPr>
               <w:t xml:space="preserve">use the term product, multiply numbers and list the factors of a whole number</w:t>
@@ -286,7 +277,7 @@
               <w:shd w:fill="ffffff" w:val="clear"/>
               <w:spacing w:line="240" w:lineRule="auto"/>
               <w:rPr>
-                <w:rFonts w:ascii="Roboto" w:cs="Roboto" w:eastAsia="Roboto" w:hAnsi="Roboto"/>
+                <w:rFonts w:ascii="NSW Foundation Font" w:cs="NSW Foundation Font" w:eastAsia="NSW Foundation Font" w:hAnsi="NSW Foundation Font"/>
                 <w:sz w:val="24"/>
                 <w:szCs w:val="24"/>
               </w:rPr>
@@ -316,9 +307,9 @@
             </w:pPr>
             <w:r>
               <w:rPr>
-                <w:rFonts w:ascii="Roboto" w:cs="Roboto" w:eastAsia="Roboto" w:hAnsi="Roboto"/>
-                <w:sz w:val="24"/>
-                <w:szCs w:val="24"/>
+                <w:rFonts w:ascii="NSW Foundation Font" w:cs="NSW Foundation Font" w:eastAsia="NSW Foundation Font" w:hAnsi="NSW Foundation Font"/>
+                <w:sz w:val="32"/>
+                <w:szCs w:val="32"/>
                 <w:rtl w:val="0"/>
               </w:rPr>
               <w:t xml:space="preserve">determine whether a number is prime, composite or neither</w:t>
@@ -336,7 +327,7 @@
               <w:shd w:fill="ffffff" w:val="clear"/>
               <w:spacing w:line="240" w:lineRule="auto"/>
               <w:rPr>
-                <w:rFonts w:ascii="Roboto" w:cs="Roboto" w:eastAsia="Roboto" w:hAnsi="Roboto"/>
+                <w:rFonts w:ascii="NSW Foundation Font" w:cs="NSW Foundation Font" w:eastAsia="NSW Foundation Font" w:hAnsi="NSW Foundation Font"/>
                 <w:sz w:val="24"/>
                 <w:szCs w:val="24"/>
               </w:rPr>
@@ -366,9 +357,9 @@
             </w:pPr>
             <w:r>
               <w:rPr>
-                <w:rFonts w:ascii="Roboto" w:cs="Roboto" w:eastAsia="Roboto" w:hAnsi="Roboto"/>
-                <w:sz w:val="24"/>
-                <w:szCs w:val="24"/>
+                <w:rFonts w:ascii="NSW Foundation Font" w:cs="NSW Foundation Font" w:eastAsia="NSW Foundation Font" w:hAnsi="NSW Foundation Font"/>
+                <w:sz w:val="32"/>
+                <w:szCs w:val="32"/>
                 <w:rtl w:val="0"/>
               </w:rPr>
               <w:t xml:space="preserve">use the area model to multiply a 2-digit number by a 1-digit number</w:t>
@@ -386,7 +377,7 @@
               <w:shd w:fill="ffffff" w:val="clear"/>
               <w:spacing w:line="240" w:lineRule="auto"/>
               <w:rPr>
-                <w:rFonts w:ascii="Roboto" w:cs="Roboto" w:eastAsia="Roboto" w:hAnsi="Roboto"/>
+                <w:rFonts w:ascii="NSW Foundation Font" w:cs="NSW Foundation Font" w:eastAsia="NSW Foundation Font" w:hAnsi="NSW Foundation Font"/>
                 <w:sz w:val="24"/>
                 <w:szCs w:val="24"/>
               </w:rPr>
@@ -416,9 +407,9 @@
             </w:pPr>
             <w:r>
               <w:rPr>
-                <w:rFonts w:ascii="Roboto" w:cs="Roboto" w:eastAsia="Roboto" w:hAnsi="Roboto"/>
-                <w:sz w:val="24"/>
-                <w:szCs w:val="24"/>
+                <w:rFonts w:ascii="NSW Foundation Font" w:cs="NSW Foundation Font" w:eastAsia="NSW Foundation Font" w:hAnsi="NSW Foundation Font"/>
+                <w:sz w:val="32"/>
+                <w:szCs w:val="32"/>
                 <w:rtl w:val="0"/>
               </w:rPr>
               <w:t xml:space="preserve">calculate the area of a rectangle in square metres, cm² and km²</w:t>
@@ -436,7 +427,7 @@
               <w:shd w:fill="ffffff" w:val="clear"/>
               <w:spacing w:line="240" w:lineRule="auto"/>
               <w:rPr>
-                <w:rFonts w:ascii="Roboto" w:cs="Roboto" w:eastAsia="Roboto" w:hAnsi="Roboto"/>
+                <w:rFonts w:ascii="NSW Foundation Font" w:cs="NSW Foundation Font" w:eastAsia="NSW Foundation Font" w:hAnsi="NSW Foundation Font"/>
                 <w:sz w:val="24"/>
                 <w:szCs w:val="24"/>
               </w:rPr>
@@ -466,9 +457,9 @@
             </w:pPr>
             <w:r>
               <w:rPr>
-                <w:rFonts w:ascii="Roboto" w:cs="Roboto" w:eastAsia="Roboto" w:hAnsi="Roboto"/>
-                <w:sz w:val="24"/>
-                <w:szCs w:val="24"/>
+                <w:rFonts w:ascii="NSW Foundation Font" w:cs="NSW Foundation Font" w:eastAsia="NSW Foundation Font" w:hAnsi="NSW Foundation Font"/>
+                <w:sz w:val="32"/>
+                <w:szCs w:val="32"/>
                 <w:rtl w:val="0"/>
               </w:rPr>
               <w:t xml:space="preserve">show rectangles with the same perimeter can have different dimensions and areas</w:t>
@@ -486,7 +477,7 @@
               <w:shd w:fill="ffffff" w:val="clear"/>
               <w:spacing w:line="240" w:lineRule="auto"/>
               <w:rPr>
-                <w:rFonts w:ascii="Roboto" w:cs="Roboto" w:eastAsia="Roboto" w:hAnsi="Roboto"/>
+                <w:rFonts w:ascii="NSW Foundation Font" w:cs="NSW Foundation Font" w:eastAsia="NSW Foundation Font" w:hAnsi="NSW Foundation Font"/>
                 <w:sz w:val="24"/>
                 <w:szCs w:val="24"/>
               </w:rPr>
@@ -516,9 +507,9 @@
             </w:pPr>
             <w:r>
               <w:rPr>
-                <w:rFonts w:ascii="Roboto" w:cs="Roboto" w:eastAsia="Roboto" w:hAnsi="Roboto"/>
-                <w:sz w:val="24"/>
-                <w:szCs w:val="24"/>
+                <w:rFonts w:ascii="NSW Foundation Font" w:cs="NSW Foundation Font" w:eastAsia="NSW Foundation Font" w:hAnsi="NSW Foundation Font"/>
+                <w:sz w:val="32"/>
+                <w:szCs w:val="32"/>
                 <w:rtl w:val="0"/>
               </w:rPr>
               <w:t xml:space="preserve">find the volume of a rectangular prism by layers and calculate it in cm³</w:t>
@@ -546,9 +537,9 @@
             </w:pPr>
             <w:r>
               <w:rPr>
-                <w:rFonts w:ascii="Roboto" w:cs="Roboto" w:eastAsia="Roboto" w:hAnsi="Roboto"/>
-                <w:sz w:val="24"/>
-                <w:szCs w:val="24"/>
+                <w:rFonts w:ascii="NSW Foundation Font" w:cs="NSW Foundation Font" w:eastAsia="NSW Foundation Font" w:hAnsi="NSW Foundation Font"/>
+                <w:sz w:val="32"/>
+                <w:szCs w:val="32"/>
                 <w:rtl w:val="0"/>
               </w:rPr>
               <w:t xml:space="preserve">transform a parallelogram into a rectangle and calculate its area</w:t>
@@ -566,7 +557,7 @@
               <w:shd w:fill="ffffff" w:val="clear"/>
               <w:spacing w:line="240" w:lineRule="auto"/>
               <w:rPr>
-                <w:rFonts w:ascii="Roboto" w:cs="Roboto" w:eastAsia="Roboto" w:hAnsi="Roboto"/>
+                <w:rFonts w:ascii="NSW Foundation Font" w:cs="NSW Foundation Font" w:eastAsia="NSW Foundation Font" w:hAnsi="NSW Foundation Font"/>
                 <w:sz w:val="24"/>
                 <w:szCs w:val="24"/>
               </w:rPr>
@@ -596,9 +587,9 @@
             </w:pPr>
             <w:r>
               <w:rPr>
-                <w:rFonts w:ascii="Roboto" w:cs="Roboto" w:eastAsia="Roboto" w:hAnsi="Roboto"/>
-                <w:sz w:val="24"/>
-                <w:szCs w:val="24"/>
+                <w:rFonts w:ascii="NSW Foundation Font" w:cs="NSW Foundation Font" w:eastAsia="NSW Foundation Font" w:hAnsi="NSW Foundation Font"/>
+                <w:sz w:val="32"/>
+                <w:szCs w:val="32"/>
                 <w:rtl w:val="0"/>
               </w:rPr>
               <w:t xml:space="preserve">recognise a triangle as half a parallelogram and calculate its area</w:t>
@@ -616,7 +607,7 @@
               <w:shd w:fill="ffffff" w:val="clear"/>
               <w:spacing w:line="240" w:lineRule="auto"/>
               <w:rPr>
-                <w:rFonts w:ascii="Roboto" w:cs="Roboto" w:eastAsia="Roboto" w:hAnsi="Roboto"/>
+                <w:rFonts w:ascii="NSW Foundation Font" w:cs="NSW Foundation Font" w:eastAsia="NSW Foundation Font" w:hAnsi="NSW Foundation Font"/>
                 <w:sz w:val="24"/>
                 <w:szCs w:val="24"/>
               </w:rPr>
@@ -646,9 +637,9 @@
             </w:pPr>
             <w:r>
               <w:rPr>
-                <w:rFonts w:ascii="Roboto" w:cs="Roboto" w:eastAsia="Roboto" w:hAnsi="Roboto"/>
-                <w:sz w:val="24"/>
-                <w:szCs w:val="24"/>
+                <w:rFonts w:ascii="NSW Foundation Font" w:cs="NSW Foundation Font" w:eastAsia="NSW Foundation Font" w:hAnsi="NSW Foundation Font"/>
+                <w:sz w:val="32"/>
+                <w:szCs w:val="32"/>
                 <w:rtl w:val="0"/>
               </w:rPr>
               <w:t xml:space="preserve">explain a cubic metre and calculate volumes of rectangular prisms in m³</w:t>
@@ -666,7 +657,7 @@
               <w:shd w:fill="ffffff" w:val="clear"/>
               <w:spacing w:line="240" w:lineRule="auto"/>
               <w:rPr>
-                <w:rFonts w:ascii="Roboto" w:cs="Roboto" w:eastAsia="Roboto" w:hAnsi="Roboto"/>
+                <w:rFonts w:ascii="NSW Foundation Font" w:cs="NSW Foundation Font" w:eastAsia="NSW Foundation Font" w:hAnsi="NSW Foundation Font"/>
                 <w:sz w:val="24"/>
                 <w:szCs w:val="24"/>
               </w:rPr>
@@ -696,9 +687,9 @@
             </w:pPr>
             <w:r>
               <w:rPr>
-                <w:rFonts w:ascii="Roboto" w:cs="Roboto" w:eastAsia="Roboto" w:hAnsi="Roboto"/>
-                <w:sz w:val="24"/>
-                <w:szCs w:val="24"/>
+                <w:rFonts w:ascii="NSW Foundation Font" w:cs="NSW Foundation Font" w:eastAsia="NSW Foundation Font" w:hAnsi="NSW Foundation Font"/>
+                <w:sz w:val="32"/>
+                <w:szCs w:val="32"/>
                 <w:rtl w:val="0"/>
               </w:rPr>
               <w:t xml:space="preserve">select efficient strategies to multiply up to 4-digit by 1- and 2-digit numbers</w:t>
@@ -716,7 +707,7 @@
               <w:shd w:fill="ffffff" w:val="clear"/>
               <w:spacing w:line="240" w:lineRule="auto"/>
               <w:rPr>
-                <w:rFonts w:ascii="Roboto" w:cs="Roboto" w:eastAsia="Roboto" w:hAnsi="Roboto"/>
+                <w:rFonts w:ascii="NSW Foundation Font" w:cs="NSW Foundation Font" w:eastAsia="NSW Foundation Font" w:hAnsi="NSW Foundation Font"/>
                 <w:sz w:val="24"/>
                 <w:szCs w:val="24"/>
               </w:rPr>
@@ -746,9 +737,9 @@
             </w:pPr>
             <w:r>
               <w:rPr>
-                <w:rFonts w:ascii="Roboto" w:cs="Roboto" w:eastAsia="Roboto" w:hAnsi="Roboto"/>
-                <w:sz w:val="24"/>
-                <w:szCs w:val="24"/>
+                <w:rFonts w:ascii="NSW Foundation Font" w:cs="NSW Foundation Font" w:eastAsia="NSW Foundation Font" w:hAnsi="NSW Foundation Font"/>
+                <w:sz w:val="32"/>
+                <w:szCs w:val="32"/>
                 <w:rtl w:val="0"/>
               </w:rPr>
               <w:t xml:space="preserve">solve volume word problems; prisms with the same volume can have different dimensions</w:t>
@@ -776,9 +767,9 @@
             </w:pPr>
             <w:r>
               <w:rPr>
-                <w:rFonts w:ascii="Roboto" w:cs="Roboto" w:eastAsia="Roboto" w:hAnsi="Roboto"/>
-                <w:sz w:val="24"/>
-                <w:szCs w:val="24"/>
+                <w:rFonts w:ascii="NSW Foundation Font" w:cs="NSW Foundation Font" w:eastAsia="NSW Foundation Font" w:hAnsi="NSW Foundation Font"/>
+                <w:sz w:val="32"/>
+                <w:szCs w:val="32"/>
                 <w:rtl w:val="0"/>
               </w:rPr>
               <w:t xml:space="preserve">apply A = bh and A = ½bh, and find the area of composite figures</w:t>
@@ -796,7 +787,7 @@
               <w:shd w:fill="ffffff" w:val="clear"/>
               <w:spacing w:line="240" w:lineRule="auto"/>
               <w:rPr>
-                <w:rFonts w:ascii="Roboto" w:cs="Roboto" w:eastAsia="Roboto" w:hAnsi="Roboto"/>
+                <w:rFonts w:ascii="NSW Foundation Font" w:cs="NSW Foundation Font" w:eastAsia="NSW Foundation Font" w:hAnsi="NSW Foundation Font"/>
                 <w:sz w:val="24"/>
                 <w:szCs w:val="24"/>
               </w:rPr>
@@ -826,9 +817,9 @@
             </w:pPr>
             <w:r>
               <w:rPr>
-                <w:rFonts w:ascii="Roboto" w:cs="Roboto" w:eastAsia="Roboto" w:hAnsi="Roboto"/>
-                <w:sz w:val="24"/>
-                <w:szCs w:val="24"/>
+                <w:rFonts w:ascii="NSW Foundation Font" w:cs="NSW Foundation Font" w:eastAsia="NSW Foundation Font" w:hAnsi="NSW Foundation Font"/>
+                <w:sz w:val="32"/>
+                <w:szCs w:val="32"/>
                 <w:rtl w:val="0"/>
               </w:rPr>
               <w:t xml:space="preserve">use V = base area × height for prisms, including triangular prisms</w:t>
@@ -846,7 +837,7 @@
               <w:shd w:fill="ffffff" w:val="clear"/>
               <w:spacing w:line="240" w:lineRule="auto"/>
               <w:rPr>
-                <w:rFonts w:ascii="Roboto" w:cs="Roboto" w:eastAsia="Roboto" w:hAnsi="Roboto"/>
+                <w:rFonts w:ascii="NSW Foundation Font" w:cs="NSW Foundation Font" w:eastAsia="NSW Foundation Font" w:hAnsi="NSW Foundation Font"/>
                 <w:sz w:val="24"/>
                 <w:szCs w:val="24"/>
               </w:rPr>
@@ -876,9 +867,9 @@
             </w:pPr>
             <w:r>
               <w:rPr>
-                <w:rFonts w:ascii="Roboto" w:cs="Roboto" w:eastAsia="Roboto" w:hAnsi="Roboto"/>
-                <w:sz w:val="24"/>
-                <w:szCs w:val="24"/>
+                <w:rFonts w:ascii="NSW Foundation Font" w:cs="NSW Foundation Font" w:eastAsia="NSW Foundation Font" w:hAnsi="NSW Foundation Font"/>
+                <w:sz w:val="32"/>
+                <w:szCs w:val="32"/>
                 <w:rtl w:val="0"/>
               </w:rPr>
               <w:t xml:space="preserve">apply divisibility tests and write a number as a product of primes in index notation</w:t>

--- a/units/u37/Unit 37 Multiplicative Relations & Measurement Student Rubric.docx
+++ b/units/u37/Unit 37 Multiplicative Relations & Measurement Student Rubric.docx
@@ -11,8 +11,8 @@
         <w:rPr>
           <w:rFonts w:ascii="NSW Foundation Font" w:hAnsi="NSW Foundation Font" w:cs="NSW Foundation Font" w:eastAsia="NSW Foundation Font"/>
           <w:b/>
-          <w:sz w:val="40"/>
-          <w:szCs w:val="40"/>
+          <w:sz w:val="36"/>
+          <w:szCs w:val="36"/>
         </w:rPr>
         <w:t xml:space="preserve">Unit 37 — Multiplicative Relations &amp; Measurement</w:t>
       </w:r>
@@ -233,7 +233,6 @@
       <w:tr>
         <w:trPr>
           <w:cantSplit w:val="0"/>
-          <w:trHeight w:val="8203.359375" w:hRule="atLeast"/>
           <w:tblHeader w:val="0"/>
         </w:trPr>
         <w:tc>
@@ -252,7 +251,7 @@
                 <w:between w:color="e5e7eb" w:space="0" w:sz="0" w:val="none"/>
               </w:pBdr>
               <w:shd w:fill="ffffff" w:val="clear"/>
-              <w:spacing w:line="240" w:lineRule="auto"/>
+              <w:spacing w:line="240" w:lineRule="auto" w:after="80"/>
               <w:ind w:left="720" w:hanging="360"/>
             </w:pPr>
             <w:r>
@@ -263,29 +262,6 @@
                 <w:rtl w:val="0"/>
               </w:rPr>
               <w:t xml:space="preserve">use the term product, multiply numbers and list the factors of a whole number</w:t>
-            </w:r>
-          </w:p>
-          <w:p ns1:paraId="0000000F">
-            <w:pPr>
-              <w:pBdr>
-                <w:top w:color="e5e7eb" w:space="0" w:sz="0" w:val="none"/>
-                <w:left w:color="e5e7eb" w:space="0" w:sz="0" w:val="none"/>
-                <w:bottom w:color="e5e7eb" w:space="0" w:sz="0" w:val="none"/>
-                <w:right w:color="e5e7eb" w:space="0" w:sz="0" w:val="none"/>
-                <w:between w:color="e5e7eb" w:space="0" w:sz="0" w:val="none"/>
-              </w:pBdr>
-              <w:shd w:fill="ffffff" w:val="clear"/>
-              <w:spacing w:line="240" w:lineRule="auto"/>
-              <w:rPr>
-                <w:rFonts w:ascii="NSW Foundation Font" w:cs="NSW Foundation Font" w:eastAsia="NSW Foundation Font" w:hAnsi="NSW Foundation Font"/>
-                <w:sz w:val="24"/>
-                <w:szCs w:val="24"/>
-              </w:rPr>
-            </w:pPr>
-            <w:r>
-              <w:rPr>
-                <w:rtl w:val="0"/>
-              </w:rPr>
             </w:r>
           </w:p>
           <w:p ns1:paraId="0000000E">
@@ -302,7 +278,7 @@
                 <w:between w:color="e5e7eb" w:space="0" w:sz="0" w:val="none"/>
               </w:pBdr>
               <w:shd w:fill="ffffff" w:val="clear"/>
-              <w:spacing w:line="240" w:lineRule="auto"/>
+              <w:spacing w:line="240" w:lineRule="auto" w:after="80"/>
               <w:ind w:left="720" w:hanging="360"/>
             </w:pPr>
             <w:r>
@@ -313,29 +289,6 @@
                 <w:rtl w:val="0"/>
               </w:rPr>
               <w:t xml:space="preserve">determine whether a number is prime, composite or neither</w:t>
-            </w:r>
-          </w:p>
-          <w:p ns1:paraId="0000000F">
-            <w:pPr>
-              <w:pBdr>
-                <w:top w:color="e5e7eb" w:space="0" w:sz="0" w:val="none"/>
-                <w:left w:color="e5e7eb" w:space="0" w:sz="0" w:val="none"/>
-                <w:bottom w:color="e5e7eb" w:space="0" w:sz="0" w:val="none"/>
-                <w:right w:color="e5e7eb" w:space="0" w:sz="0" w:val="none"/>
-                <w:between w:color="e5e7eb" w:space="0" w:sz="0" w:val="none"/>
-              </w:pBdr>
-              <w:shd w:fill="ffffff" w:val="clear"/>
-              <w:spacing w:line="240" w:lineRule="auto"/>
-              <w:rPr>
-                <w:rFonts w:ascii="NSW Foundation Font" w:cs="NSW Foundation Font" w:eastAsia="NSW Foundation Font" w:hAnsi="NSW Foundation Font"/>
-                <w:sz w:val="24"/>
-                <w:szCs w:val="24"/>
-              </w:rPr>
-            </w:pPr>
-            <w:r>
-              <w:rPr>
-                <w:rtl w:val="0"/>
-              </w:rPr>
             </w:r>
           </w:p>
           <w:p ns1:paraId="0000000E">
@@ -352,7 +305,7 @@
                 <w:between w:color="e5e7eb" w:space="0" w:sz="0" w:val="none"/>
               </w:pBdr>
               <w:shd w:fill="ffffff" w:val="clear"/>
-              <w:spacing w:line="240" w:lineRule="auto"/>
+              <w:spacing w:line="240" w:lineRule="auto" w:after="80"/>
               <w:ind w:left="720" w:hanging="360"/>
             </w:pPr>
             <w:r>
@@ -363,29 +316,6 @@
                 <w:rtl w:val="0"/>
               </w:rPr>
               <w:t xml:space="preserve">use the area model to multiply a 2-digit number by a 1-digit number</w:t>
-            </w:r>
-          </w:p>
-          <w:p ns1:paraId="0000000F">
-            <w:pPr>
-              <w:pBdr>
-                <w:top w:color="e5e7eb" w:space="0" w:sz="0" w:val="none"/>
-                <w:left w:color="e5e7eb" w:space="0" w:sz="0" w:val="none"/>
-                <w:bottom w:color="e5e7eb" w:space="0" w:sz="0" w:val="none"/>
-                <w:right w:color="e5e7eb" w:space="0" w:sz="0" w:val="none"/>
-                <w:between w:color="e5e7eb" w:space="0" w:sz="0" w:val="none"/>
-              </w:pBdr>
-              <w:shd w:fill="ffffff" w:val="clear"/>
-              <w:spacing w:line="240" w:lineRule="auto"/>
-              <w:rPr>
-                <w:rFonts w:ascii="NSW Foundation Font" w:cs="NSW Foundation Font" w:eastAsia="NSW Foundation Font" w:hAnsi="NSW Foundation Font"/>
-                <w:sz w:val="24"/>
-                <w:szCs w:val="24"/>
-              </w:rPr>
-            </w:pPr>
-            <w:r>
-              <w:rPr>
-                <w:rtl w:val="0"/>
-              </w:rPr>
             </w:r>
           </w:p>
           <w:p ns1:paraId="0000000E">
@@ -402,7 +332,7 @@
                 <w:between w:color="e5e7eb" w:space="0" w:sz="0" w:val="none"/>
               </w:pBdr>
               <w:shd w:fill="ffffff" w:val="clear"/>
-              <w:spacing w:line="240" w:lineRule="auto"/>
+              <w:spacing w:line="240" w:lineRule="auto" w:after="80"/>
               <w:ind w:left="720" w:hanging="360"/>
             </w:pPr>
             <w:r>
@@ -413,29 +343,6 @@
                 <w:rtl w:val="0"/>
               </w:rPr>
               <w:t xml:space="preserve">calculate the area of a rectangle in square metres, cm² and km²</w:t>
-            </w:r>
-          </w:p>
-          <w:p ns1:paraId="0000000F">
-            <w:pPr>
-              <w:pBdr>
-                <w:top w:color="e5e7eb" w:space="0" w:sz="0" w:val="none"/>
-                <w:left w:color="e5e7eb" w:space="0" w:sz="0" w:val="none"/>
-                <w:bottom w:color="e5e7eb" w:space="0" w:sz="0" w:val="none"/>
-                <w:right w:color="e5e7eb" w:space="0" w:sz="0" w:val="none"/>
-                <w:between w:color="e5e7eb" w:space="0" w:sz="0" w:val="none"/>
-              </w:pBdr>
-              <w:shd w:fill="ffffff" w:val="clear"/>
-              <w:spacing w:line="240" w:lineRule="auto"/>
-              <w:rPr>
-                <w:rFonts w:ascii="NSW Foundation Font" w:cs="NSW Foundation Font" w:eastAsia="NSW Foundation Font" w:hAnsi="NSW Foundation Font"/>
-                <w:sz w:val="24"/>
-                <w:szCs w:val="24"/>
-              </w:rPr>
-            </w:pPr>
-            <w:r>
-              <w:rPr>
-                <w:rtl w:val="0"/>
-              </w:rPr>
             </w:r>
           </w:p>
           <w:p ns1:paraId="0000000E">
@@ -452,7 +359,7 @@
                 <w:between w:color="e5e7eb" w:space="0" w:sz="0" w:val="none"/>
               </w:pBdr>
               <w:shd w:fill="ffffff" w:val="clear"/>
-              <w:spacing w:line="240" w:lineRule="auto"/>
+              <w:spacing w:line="240" w:lineRule="auto" w:after="80"/>
               <w:ind w:left="720" w:hanging="360"/>
             </w:pPr>
             <w:r>
@@ -463,29 +370,6 @@
                 <w:rtl w:val="0"/>
               </w:rPr>
               <w:t xml:space="preserve">show rectangles with the same perimeter can have different dimensions and areas</w:t>
-            </w:r>
-          </w:p>
-          <w:p ns1:paraId="0000000F">
-            <w:pPr>
-              <w:pBdr>
-                <w:top w:color="e5e7eb" w:space="0" w:sz="0" w:val="none"/>
-                <w:left w:color="e5e7eb" w:space="0" w:sz="0" w:val="none"/>
-                <w:bottom w:color="e5e7eb" w:space="0" w:sz="0" w:val="none"/>
-                <w:right w:color="e5e7eb" w:space="0" w:sz="0" w:val="none"/>
-                <w:between w:color="e5e7eb" w:space="0" w:sz="0" w:val="none"/>
-              </w:pBdr>
-              <w:shd w:fill="ffffff" w:val="clear"/>
-              <w:spacing w:line="240" w:lineRule="auto"/>
-              <w:rPr>
-                <w:rFonts w:ascii="NSW Foundation Font" w:cs="NSW Foundation Font" w:eastAsia="NSW Foundation Font" w:hAnsi="NSW Foundation Font"/>
-                <w:sz w:val="24"/>
-                <w:szCs w:val="24"/>
-              </w:rPr>
-            </w:pPr>
-            <w:r>
-              <w:rPr>
-                <w:rtl w:val="0"/>
-              </w:rPr>
             </w:r>
           </w:p>
           <w:p ns1:paraId="0000000E">
@@ -502,7 +386,7 @@
                 <w:between w:color="e5e7eb" w:space="0" w:sz="0" w:val="none"/>
               </w:pBdr>
               <w:shd w:fill="ffffff" w:val="clear"/>
-              <w:spacing w:line="240" w:lineRule="auto"/>
+              <w:spacing w:line="240" w:lineRule="auto" w:after="80"/>
               <w:ind w:left="720" w:hanging="360"/>
             </w:pPr>
             <w:r>
@@ -532,7 +416,7 @@
                 <w:between w:color="e5e7eb" w:space="0" w:sz="0" w:val="none"/>
               </w:pBdr>
               <w:shd w:fill="ffffff" w:val="clear"/>
-              <w:spacing w:line="240" w:lineRule="auto"/>
+              <w:spacing w:line="240" w:lineRule="auto" w:after="80"/>
               <w:ind w:left="720" w:hanging="360"/>
             </w:pPr>
             <w:r>
@@ -543,29 +427,6 @@
                 <w:rtl w:val="0"/>
               </w:rPr>
               <w:t xml:space="preserve">transform a parallelogram into a rectangle and calculate its area</w:t>
-            </w:r>
-          </w:p>
-          <w:p ns1:paraId="0000000F">
-            <w:pPr>
-              <w:pBdr>
-                <w:top w:color="e5e7eb" w:space="0" w:sz="0" w:val="none"/>
-                <w:left w:color="e5e7eb" w:space="0" w:sz="0" w:val="none"/>
-                <w:bottom w:color="e5e7eb" w:space="0" w:sz="0" w:val="none"/>
-                <w:right w:color="e5e7eb" w:space="0" w:sz="0" w:val="none"/>
-                <w:between w:color="e5e7eb" w:space="0" w:sz="0" w:val="none"/>
-              </w:pBdr>
-              <w:shd w:fill="ffffff" w:val="clear"/>
-              <w:spacing w:line="240" w:lineRule="auto"/>
-              <w:rPr>
-                <w:rFonts w:ascii="NSW Foundation Font" w:cs="NSW Foundation Font" w:eastAsia="NSW Foundation Font" w:hAnsi="NSW Foundation Font"/>
-                <w:sz w:val="24"/>
-                <w:szCs w:val="24"/>
-              </w:rPr>
-            </w:pPr>
-            <w:r>
-              <w:rPr>
-                <w:rtl w:val="0"/>
-              </w:rPr>
             </w:r>
           </w:p>
           <w:p ns1:paraId="0000000E">
@@ -582,7 +443,7 @@
                 <w:between w:color="e5e7eb" w:space="0" w:sz="0" w:val="none"/>
               </w:pBdr>
               <w:shd w:fill="ffffff" w:val="clear"/>
-              <w:spacing w:line="240" w:lineRule="auto"/>
+              <w:spacing w:line="240" w:lineRule="auto" w:after="80"/>
               <w:ind w:left="720" w:hanging="360"/>
             </w:pPr>
             <w:r>
@@ -593,29 +454,6 @@
                 <w:rtl w:val="0"/>
               </w:rPr>
               <w:t xml:space="preserve">recognise a triangle as half a parallelogram and calculate its area</w:t>
-            </w:r>
-          </w:p>
-          <w:p ns1:paraId="0000000F">
-            <w:pPr>
-              <w:pBdr>
-                <w:top w:color="e5e7eb" w:space="0" w:sz="0" w:val="none"/>
-                <w:left w:color="e5e7eb" w:space="0" w:sz="0" w:val="none"/>
-                <w:bottom w:color="e5e7eb" w:space="0" w:sz="0" w:val="none"/>
-                <w:right w:color="e5e7eb" w:space="0" w:sz="0" w:val="none"/>
-                <w:between w:color="e5e7eb" w:space="0" w:sz="0" w:val="none"/>
-              </w:pBdr>
-              <w:shd w:fill="ffffff" w:val="clear"/>
-              <w:spacing w:line="240" w:lineRule="auto"/>
-              <w:rPr>
-                <w:rFonts w:ascii="NSW Foundation Font" w:cs="NSW Foundation Font" w:eastAsia="NSW Foundation Font" w:hAnsi="NSW Foundation Font"/>
-                <w:sz w:val="24"/>
-                <w:szCs w:val="24"/>
-              </w:rPr>
-            </w:pPr>
-            <w:r>
-              <w:rPr>
-                <w:rtl w:val="0"/>
-              </w:rPr>
             </w:r>
           </w:p>
           <w:p ns1:paraId="0000000E">
@@ -632,7 +470,7 @@
                 <w:between w:color="e5e7eb" w:space="0" w:sz="0" w:val="none"/>
               </w:pBdr>
               <w:shd w:fill="ffffff" w:val="clear"/>
-              <w:spacing w:line="240" w:lineRule="auto"/>
+              <w:spacing w:line="240" w:lineRule="auto" w:after="80"/>
               <w:ind w:left="720" w:hanging="360"/>
             </w:pPr>
             <w:r>
@@ -643,29 +481,6 @@
                 <w:rtl w:val="0"/>
               </w:rPr>
               <w:t xml:space="preserve">explain a cubic metre and calculate volumes of rectangular prisms in m³</w:t>
-            </w:r>
-          </w:p>
-          <w:p ns1:paraId="0000000F">
-            <w:pPr>
-              <w:pBdr>
-                <w:top w:color="e5e7eb" w:space="0" w:sz="0" w:val="none"/>
-                <w:left w:color="e5e7eb" w:space="0" w:sz="0" w:val="none"/>
-                <w:bottom w:color="e5e7eb" w:space="0" w:sz="0" w:val="none"/>
-                <w:right w:color="e5e7eb" w:space="0" w:sz="0" w:val="none"/>
-                <w:between w:color="e5e7eb" w:space="0" w:sz="0" w:val="none"/>
-              </w:pBdr>
-              <w:shd w:fill="ffffff" w:val="clear"/>
-              <w:spacing w:line="240" w:lineRule="auto"/>
-              <w:rPr>
-                <w:rFonts w:ascii="NSW Foundation Font" w:cs="NSW Foundation Font" w:eastAsia="NSW Foundation Font" w:hAnsi="NSW Foundation Font"/>
-                <w:sz w:val="24"/>
-                <w:szCs w:val="24"/>
-              </w:rPr>
-            </w:pPr>
-            <w:r>
-              <w:rPr>
-                <w:rtl w:val="0"/>
-              </w:rPr>
             </w:r>
           </w:p>
           <w:p ns1:paraId="0000000E">
@@ -682,7 +497,7 @@
                 <w:between w:color="e5e7eb" w:space="0" w:sz="0" w:val="none"/>
               </w:pBdr>
               <w:shd w:fill="ffffff" w:val="clear"/>
-              <w:spacing w:line="240" w:lineRule="auto"/>
+              <w:spacing w:line="240" w:lineRule="auto" w:after="80"/>
               <w:ind w:left="720" w:hanging="360"/>
             </w:pPr>
             <w:r>
@@ -693,29 +508,6 @@
                 <w:rtl w:val="0"/>
               </w:rPr>
               <w:t xml:space="preserve">select efficient strategies to multiply up to 4-digit by 1- and 2-digit numbers</w:t>
-            </w:r>
-          </w:p>
-          <w:p ns1:paraId="0000000F">
-            <w:pPr>
-              <w:pBdr>
-                <w:top w:color="e5e7eb" w:space="0" w:sz="0" w:val="none"/>
-                <w:left w:color="e5e7eb" w:space="0" w:sz="0" w:val="none"/>
-                <w:bottom w:color="e5e7eb" w:space="0" w:sz="0" w:val="none"/>
-                <w:right w:color="e5e7eb" w:space="0" w:sz="0" w:val="none"/>
-                <w:between w:color="e5e7eb" w:space="0" w:sz="0" w:val="none"/>
-              </w:pBdr>
-              <w:shd w:fill="ffffff" w:val="clear"/>
-              <w:spacing w:line="240" w:lineRule="auto"/>
-              <w:rPr>
-                <w:rFonts w:ascii="NSW Foundation Font" w:cs="NSW Foundation Font" w:eastAsia="NSW Foundation Font" w:hAnsi="NSW Foundation Font"/>
-                <w:sz w:val="24"/>
-                <w:szCs w:val="24"/>
-              </w:rPr>
-            </w:pPr>
-            <w:r>
-              <w:rPr>
-                <w:rtl w:val="0"/>
-              </w:rPr>
             </w:r>
           </w:p>
           <w:p ns1:paraId="0000000E">
@@ -732,7 +524,7 @@
                 <w:between w:color="e5e7eb" w:space="0" w:sz="0" w:val="none"/>
               </w:pBdr>
               <w:shd w:fill="ffffff" w:val="clear"/>
-              <w:spacing w:line="240" w:lineRule="auto"/>
+              <w:spacing w:line="240" w:lineRule="auto" w:after="80"/>
               <w:ind w:left="720" w:hanging="360"/>
             </w:pPr>
             <w:r>
@@ -762,7 +554,7 @@
                 <w:between w:color="e5e7eb" w:space="0" w:sz="0" w:val="none"/>
               </w:pBdr>
               <w:shd w:fill="ffffff" w:val="clear"/>
-              <w:spacing w:line="240" w:lineRule="auto"/>
+              <w:spacing w:line="240" w:lineRule="auto" w:after="80"/>
               <w:ind w:left="720" w:hanging="360"/>
             </w:pPr>
             <w:r>
@@ -773,29 +565,6 @@
                 <w:rtl w:val="0"/>
               </w:rPr>
               <w:t xml:space="preserve">apply A = bh and A = ½bh, and find the area of composite figures</w:t>
-            </w:r>
-          </w:p>
-          <w:p ns1:paraId="0000000F">
-            <w:pPr>
-              <w:pBdr>
-                <w:top w:color="e5e7eb" w:space="0" w:sz="0" w:val="none"/>
-                <w:left w:color="e5e7eb" w:space="0" w:sz="0" w:val="none"/>
-                <w:bottom w:color="e5e7eb" w:space="0" w:sz="0" w:val="none"/>
-                <w:right w:color="e5e7eb" w:space="0" w:sz="0" w:val="none"/>
-                <w:between w:color="e5e7eb" w:space="0" w:sz="0" w:val="none"/>
-              </w:pBdr>
-              <w:shd w:fill="ffffff" w:val="clear"/>
-              <w:spacing w:line="240" w:lineRule="auto"/>
-              <w:rPr>
-                <w:rFonts w:ascii="NSW Foundation Font" w:cs="NSW Foundation Font" w:eastAsia="NSW Foundation Font" w:hAnsi="NSW Foundation Font"/>
-                <w:sz w:val="24"/>
-                <w:szCs w:val="24"/>
-              </w:rPr>
-            </w:pPr>
-            <w:r>
-              <w:rPr>
-                <w:rtl w:val="0"/>
-              </w:rPr>
             </w:r>
           </w:p>
           <w:p ns1:paraId="0000000E">
@@ -812,7 +581,7 @@
                 <w:between w:color="e5e7eb" w:space="0" w:sz="0" w:val="none"/>
               </w:pBdr>
               <w:shd w:fill="ffffff" w:val="clear"/>
-              <w:spacing w:line="240" w:lineRule="auto"/>
+              <w:spacing w:line="240" w:lineRule="auto" w:after="80"/>
               <w:ind w:left="720" w:hanging="360"/>
             </w:pPr>
             <w:r>
@@ -823,29 +592,6 @@
                 <w:rtl w:val="0"/>
               </w:rPr>
               <w:t xml:space="preserve">use V = base area × height for prisms, including triangular prisms</w:t>
-            </w:r>
-          </w:p>
-          <w:p ns1:paraId="0000000F">
-            <w:pPr>
-              <w:pBdr>
-                <w:top w:color="e5e7eb" w:space="0" w:sz="0" w:val="none"/>
-                <w:left w:color="e5e7eb" w:space="0" w:sz="0" w:val="none"/>
-                <w:bottom w:color="e5e7eb" w:space="0" w:sz="0" w:val="none"/>
-                <w:right w:color="e5e7eb" w:space="0" w:sz="0" w:val="none"/>
-                <w:between w:color="e5e7eb" w:space="0" w:sz="0" w:val="none"/>
-              </w:pBdr>
-              <w:shd w:fill="ffffff" w:val="clear"/>
-              <w:spacing w:line="240" w:lineRule="auto"/>
-              <w:rPr>
-                <w:rFonts w:ascii="NSW Foundation Font" w:cs="NSW Foundation Font" w:eastAsia="NSW Foundation Font" w:hAnsi="NSW Foundation Font"/>
-                <w:sz w:val="24"/>
-                <w:szCs w:val="24"/>
-              </w:rPr>
-            </w:pPr>
-            <w:r>
-              <w:rPr>
-                <w:rtl w:val="0"/>
-              </w:rPr>
             </w:r>
           </w:p>
           <w:p ns1:paraId="0000000E">
@@ -862,7 +608,7 @@
                 <w:between w:color="e5e7eb" w:space="0" w:sz="0" w:val="none"/>
               </w:pBdr>
               <w:shd w:fill="ffffff" w:val="clear"/>
-              <w:spacing w:line="240" w:lineRule="auto"/>
+              <w:spacing w:line="240" w:lineRule="auto" w:after="80"/>
               <w:ind w:left="720" w:hanging="360"/>
             </w:pPr>
             <w:r>
@@ -880,7 +626,7 @@
     </w:tbl>
     <w:sectPr>
       <w:pgSz w:h="12240" w:w="20160" w:orient="landscape"/>
-      <w:pgMar w:bottom="144" w:top="144" w:left="1440" w:right="1440" w:header="720" w:footer="720"/>
+      <w:pgMar w:bottom="0" w:top="0" w:left="1440" w:right="1440" w:header="720" w:footer="720"/>
       <w:pgNumType w:start="1"/>
     </w:sectPr>
   </w:body>

--- a/units/u37/Unit 37 Multiplicative Relations & Measurement Student Rubric.docx
+++ b/units/u37/Unit 37 Multiplicative Relations & Measurement Student Rubric.docx
@@ -9,7 +9,7 @@
       </w:pPr>
       <w:r>
         <w:rPr>
-          <w:rFonts w:ascii="NSW Foundation Font" w:hAnsi="NSW Foundation Font" w:cs="NSW Foundation Font" w:eastAsia="NSW Foundation Font"/>
+          <w:rFonts w:ascii="Edu NSW ACT Foundation" w:hAnsi="Edu NSW ACT Foundation" w:cs="Edu NSW ACT Foundation" w:eastAsia="Edu NSW ACT Foundation"/>
           <w:b/>
           <w:sz w:val="36"/>
           <w:szCs w:val="36"/>
@@ -64,12 +64,12 @@
               <w:spacing w:line="240" w:lineRule="auto"/>
               <w:jc w:val="center"/>
               <w:rPr>
-                <w:rFonts w:ascii="NSW Foundation Font" w:cs="NSW Foundation Font" w:eastAsia="NSW Foundation Font" w:hAnsi="NSW Foundation Font"/>
-              </w:rPr>
-            </w:pPr>
-            <w:r>
-              <w:rPr>
-                <w:rFonts w:ascii="NSW Foundation Font" w:cs="NSW Foundation Font" w:eastAsia="NSW Foundation Font" w:hAnsi="NSW Foundation Font"/>
+                <w:rFonts w:ascii="Edu NSW ACT Foundation" w:cs="Edu NSW ACT Foundation" w:eastAsia="Edu NSW ACT Foundation" w:hAnsi="Edu NSW ACT Foundation"/>
+              </w:rPr>
+            </w:pPr>
+            <w:r>
+              <w:rPr>
+                <w:rFonts w:ascii="Edu NSW ACT Foundation" w:cs="Edu NSW ACT Foundation" w:eastAsia="Edu NSW ACT Foundation" w:hAnsi="Edu NSW ACT Foundation"/>
                 <w:b w:val="1"/>
                 <w:bCs w:val="1"/>
                 <w:rtl w:val="0"/>
@@ -100,14 +100,14 @@
               <w:spacing w:line="240" w:lineRule="auto"/>
               <w:jc w:val="center"/>
               <w:rPr>
-                <w:rFonts w:ascii="NSW Foundation Font" w:cs="NSW Foundation Font" w:eastAsia="NSW Foundation Font" w:hAnsi="NSW Foundation Font"/>
+                <w:rFonts w:ascii="Edu NSW ACT Foundation" w:cs="Edu NSW ACT Foundation" w:eastAsia="Edu NSW ACT Foundation" w:hAnsi="Edu NSW ACT Foundation"/>
                 <w:sz w:val="24"/>
                 <w:szCs w:val="24"/>
               </w:rPr>
             </w:pPr>
             <w:r>
               <w:rPr>
-                <w:rFonts w:ascii="NSW Foundation Font" w:cs="NSW Foundation Font" w:eastAsia="NSW Foundation Font" w:hAnsi="NSW Foundation Font"/>
+                <w:rFonts w:ascii="Edu NSW ACT Foundation" w:cs="Edu NSW ACT Foundation" w:eastAsia="Edu NSW ACT Foundation" w:hAnsi="Edu NSW ACT Foundation"/>
                 <w:color w:val="22272b"/>
                 <w:sz w:val="26"/>
                 <w:szCs w:val="26"/>
@@ -140,14 +140,14 @@
               <w:spacing w:line="240" w:lineRule="auto"/>
               <w:jc w:val="center"/>
               <w:rPr>
-                <w:rFonts w:ascii="NSW Foundation Font" w:cs="NSW Foundation Font" w:eastAsia="NSW Foundation Font" w:hAnsi="NSW Foundation Font"/>
+                <w:rFonts w:ascii="Edu NSW ACT Foundation" w:cs="Edu NSW ACT Foundation" w:eastAsia="Edu NSW ACT Foundation" w:hAnsi="Edu NSW ACT Foundation"/>
                 <w:b w:val="1"/>
                 <w:bCs w:val="1"/>
               </w:rPr>
             </w:pPr>
             <w:r>
               <w:rPr>
-                <w:rFonts w:ascii="NSW Foundation Font" w:cs="NSW Foundation Font" w:eastAsia="NSW Foundation Font" w:hAnsi="NSW Foundation Font"/>
+                <w:rFonts w:ascii="Edu NSW ACT Foundation" w:cs="Edu NSW ACT Foundation" w:eastAsia="Edu NSW ACT Foundation" w:hAnsi="Edu NSW ACT Foundation"/>
                 <w:b w:val="1"/>
                 <w:bCs w:val="1"/>
                 <w:rtl w:val="0"/>
@@ -173,12 +173,12 @@
               <w:spacing w:line="240" w:lineRule="auto"/>
               <w:jc w:val="center"/>
               <w:rPr>
-                <w:rFonts w:ascii="NSW Foundation Font" w:cs="NSW Foundation Font" w:eastAsia="NSW Foundation Font" w:hAnsi="NSW Foundation Font"/>
-              </w:rPr>
-            </w:pPr>
-            <w:r>
-              <w:rPr>
-                <w:rFonts w:ascii="NSW Foundation Font" w:cs="NSW Foundation Font" w:eastAsia="NSW Foundation Font" w:hAnsi="NSW Foundation Font"/>
+                <w:rFonts w:ascii="Edu NSW ACT Foundation" w:cs="Edu NSW ACT Foundation" w:eastAsia="Edu NSW ACT Foundation" w:hAnsi="Edu NSW ACT Foundation"/>
+              </w:rPr>
+            </w:pPr>
+            <w:r>
+              <w:rPr>
+                <w:rFonts w:ascii="Edu NSW ACT Foundation" w:cs="Edu NSW ACT Foundation" w:eastAsia="Edu NSW ACT Foundation" w:hAnsi="Edu NSW ACT Foundation"/>
                 <w:rtl w:val="0"/>
               </w:rPr>
               <w:t xml:space="preserve">Red</w:t>
@@ -195,12 +195,12 @@
               <w:spacing w:line="240" w:lineRule="auto"/>
               <w:jc w:val="center"/>
               <w:rPr>
-                <w:rFonts w:ascii="NSW Foundation Font" w:cs="NSW Foundation Font" w:eastAsia="NSW Foundation Font" w:hAnsi="NSW Foundation Font"/>
-              </w:rPr>
-            </w:pPr>
-            <w:r>
-              <w:rPr>
-                <w:rFonts w:ascii="NSW Foundation Font" w:cs="NSW Foundation Font" w:eastAsia="NSW Foundation Font" w:hAnsi="NSW Foundation Font"/>
+                <w:rFonts w:ascii="Edu NSW ACT Foundation" w:cs="Edu NSW ACT Foundation" w:eastAsia="Edu NSW ACT Foundation" w:hAnsi="Edu NSW ACT Foundation"/>
+              </w:rPr>
+            </w:pPr>
+            <w:r>
+              <w:rPr>
+                <w:rFonts w:ascii="Edu NSW ACT Foundation" w:cs="Edu NSW ACT Foundation" w:eastAsia="Edu NSW ACT Foundation" w:hAnsi="Edu NSW ACT Foundation"/>
                 <w:rtl w:val="0"/>
               </w:rPr>
               <w:t xml:space="preserve">Yellow</w:t>
@@ -217,12 +217,12 @@
               <w:spacing w:line="240" w:lineRule="auto"/>
               <w:jc w:val="center"/>
               <w:rPr>
-                <w:rFonts w:ascii="NSW Foundation Font" w:cs="NSW Foundation Font" w:eastAsia="NSW Foundation Font" w:hAnsi="NSW Foundation Font"/>
-              </w:rPr>
-            </w:pPr>
-            <w:r>
-              <w:rPr>
-                <w:rFonts w:ascii="NSW Foundation Font" w:cs="NSW Foundation Font" w:eastAsia="NSW Foundation Font" w:hAnsi="NSW Foundation Font"/>
+                <w:rFonts w:ascii="Edu NSW ACT Foundation" w:cs="Edu NSW ACT Foundation" w:eastAsia="Edu NSW ACT Foundation" w:hAnsi="Edu NSW ACT Foundation"/>
+              </w:rPr>
+            </w:pPr>
+            <w:r>
+              <w:rPr>
+                <w:rFonts w:ascii="Edu NSW ACT Foundation" w:cs="Edu NSW ACT Foundation" w:eastAsia="Edu NSW ACT Foundation" w:hAnsi="Edu NSW ACT Foundation"/>
                 <w:rtl w:val="0"/>
               </w:rPr>
               <w:t xml:space="preserve">Green</w:t>
@@ -256,7 +256,7 @@
             </w:pPr>
             <w:r>
               <w:rPr>
-                <w:rFonts w:ascii="NSW Foundation Font" w:cs="NSW Foundation Font" w:eastAsia="NSW Foundation Font" w:hAnsi="NSW Foundation Font"/>
+                <w:rFonts w:ascii="Edu NSW ACT Foundation" w:cs="Edu NSW ACT Foundation" w:eastAsia="Edu NSW ACT Foundation" w:hAnsi="Edu NSW ACT Foundation"/>
                 <w:sz w:val="32"/>
                 <w:szCs w:val="32"/>
                 <w:rtl w:val="0"/>
@@ -283,7 +283,7 @@
             </w:pPr>
             <w:r>
               <w:rPr>
-                <w:rFonts w:ascii="NSW Foundation Font" w:cs="NSW Foundation Font" w:eastAsia="NSW Foundation Font" w:hAnsi="NSW Foundation Font"/>
+                <w:rFonts w:ascii="Edu NSW ACT Foundation" w:cs="Edu NSW ACT Foundation" w:eastAsia="Edu NSW ACT Foundation" w:hAnsi="Edu NSW ACT Foundation"/>
                 <w:sz w:val="32"/>
                 <w:szCs w:val="32"/>
                 <w:rtl w:val="0"/>
@@ -310,7 +310,7 @@
             </w:pPr>
             <w:r>
               <w:rPr>
-                <w:rFonts w:ascii="NSW Foundation Font" w:cs="NSW Foundation Font" w:eastAsia="NSW Foundation Font" w:hAnsi="NSW Foundation Font"/>
+                <w:rFonts w:ascii="Edu NSW ACT Foundation" w:cs="Edu NSW ACT Foundation" w:eastAsia="Edu NSW ACT Foundation" w:hAnsi="Edu NSW ACT Foundation"/>
                 <w:sz w:val="32"/>
                 <w:szCs w:val="32"/>
                 <w:rtl w:val="0"/>
@@ -337,7 +337,7 @@
             </w:pPr>
             <w:r>
               <w:rPr>
-                <w:rFonts w:ascii="NSW Foundation Font" w:cs="NSW Foundation Font" w:eastAsia="NSW Foundation Font" w:hAnsi="NSW Foundation Font"/>
+                <w:rFonts w:ascii="Edu NSW ACT Foundation" w:cs="Edu NSW ACT Foundation" w:eastAsia="Edu NSW ACT Foundation" w:hAnsi="Edu NSW ACT Foundation"/>
                 <w:sz w:val="32"/>
                 <w:szCs w:val="32"/>
                 <w:rtl w:val="0"/>
@@ -364,7 +364,7 @@
             </w:pPr>
             <w:r>
               <w:rPr>
-                <w:rFonts w:ascii="NSW Foundation Font" w:cs="NSW Foundation Font" w:eastAsia="NSW Foundation Font" w:hAnsi="NSW Foundation Font"/>
+                <w:rFonts w:ascii="Edu NSW ACT Foundation" w:cs="Edu NSW ACT Foundation" w:eastAsia="Edu NSW ACT Foundation" w:hAnsi="Edu NSW ACT Foundation"/>
                 <w:sz w:val="32"/>
                 <w:szCs w:val="32"/>
                 <w:rtl w:val="0"/>
@@ -391,7 +391,7 @@
             </w:pPr>
             <w:r>
               <w:rPr>
-                <w:rFonts w:ascii="NSW Foundation Font" w:cs="NSW Foundation Font" w:eastAsia="NSW Foundation Font" w:hAnsi="NSW Foundation Font"/>
+                <w:rFonts w:ascii="Edu NSW ACT Foundation" w:cs="Edu NSW ACT Foundation" w:eastAsia="Edu NSW ACT Foundation" w:hAnsi="Edu NSW ACT Foundation"/>
                 <w:sz w:val="32"/>
                 <w:szCs w:val="32"/>
                 <w:rtl w:val="0"/>
@@ -421,7 +421,7 @@
             </w:pPr>
             <w:r>
               <w:rPr>
-                <w:rFonts w:ascii="NSW Foundation Font" w:cs="NSW Foundation Font" w:eastAsia="NSW Foundation Font" w:hAnsi="NSW Foundation Font"/>
+                <w:rFonts w:ascii="Edu NSW ACT Foundation" w:cs="Edu NSW ACT Foundation" w:eastAsia="Edu NSW ACT Foundation" w:hAnsi="Edu NSW ACT Foundation"/>
                 <w:sz w:val="32"/>
                 <w:szCs w:val="32"/>
                 <w:rtl w:val="0"/>
@@ -448,7 +448,7 @@
             </w:pPr>
             <w:r>
               <w:rPr>
-                <w:rFonts w:ascii="NSW Foundation Font" w:cs="NSW Foundation Font" w:eastAsia="NSW Foundation Font" w:hAnsi="NSW Foundation Font"/>
+                <w:rFonts w:ascii="Edu NSW ACT Foundation" w:cs="Edu NSW ACT Foundation" w:eastAsia="Edu NSW ACT Foundation" w:hAnsi="Edu NSW ACT Foundation"/>
                 <w:sz w:val="32"/>
                 <w:szCs w:val="32"/>
                 <w:rtl w:val="0"/>
@@ -475,7 +475,7 @@
             </w:pPr>
             <w:r>
               <w:rPr>
-                <w:rFonts w:ascii="NSW Foundation Font" w:cs="NSW Foundation Font" w:eastAsia="NSW Foundation Font" w:hAnsi="NSW Foundation Font"/>
+                <w:rFonts w:ascii="Edu NSW ACT Foundation" w:cs="Edu NSW ACT Foundation" w:eastAsia="Edu NSW ACT Foundation" w:hAnsi="Edu NSW ACT Foundation"/>
                 <w:sz w:val="32"/>
                 <w:szCs w:val="32"/>
                 <w:rtl w:val="0"/>
@@ -502,7 +502,7 @@
             </w:pPr>
             <w:r>
               <w:rPr>
-                <w:rFonts w:ascii="NSW Foundation Font" w:cs="NSW Foundation Font" w:eastAsia="NSW Foundation Font" w:hAnsi="NSW Foundation Font"/>
+                <w:rFonts w:ascii="Edu NSW ACT Foundation" w:cs="Edu NSW ACT Foundation" w:eastAsia="Edu NSW ACT Foundation" w:hAnsi="Edu NSW ACT Foundation"/>
                 <w:sz w:val="32"/>
                 <w:szCs w:val="32"/>
                 <w:rtl w:val="0"/>
@@ -529,7 +529,7 @@
             </w:pPr>
             <w:r>
               <w:rPr>
-                <w:rFonts w:ascii="NSW Foundation Font" w:cs="NSW Foundation Font" w:eastAsia="NSW Foundation Font" w:hAnsi="NSW Foundation Font"/>
+                <w:rFonts w:ascii="Edu NSW ACT Foundation" w:cs="Edu NSW ACT Foundation" w:eastAsia="Edu NSW ACT Foundation" w:hAnsi="Edu NSW ACT Foundation"/>
                 <w:sz w:val="32"/>
                 <w:szCs w:val="32"/>
                 <w:rtl w:val="0"/>
@@ -559,7 +559,7 @@
             </w:pPr>
             <w:r>
               <w:rPr>
-                <w:rFonts w:ascii="NSW Foundation Font" w:cs="NSW Foundation Font" w:eastAsia="NSW Foundation Font" w:hAnsi="NSW Foundation Font"/>
+                <w:rFonts w:ascii="Edu NSW ACT Foundation" w:cs="Edu NSW ACT Foundation" w:eastAsia="Edu NSW ACT Foundation" w:hAnsi="Edu NSW ACT Foundation"/>
                 <w:sz w:val="32"/>
                 <w:szCs w:val="32"/>
                 <w:rtl w:val="0"/>
@@ -586,7 +586,7 @@
             </w:pPr>
             <w:r>
               <w:rPr>
-                <w:rFonts w:ascii="NSW Foundation Font" w:cs="NSW Foundation Font" w:eastAsia="NSW Foundation Font" w:hAnsi="NSW Foundation Font"/>
+                <w:rFonts w:ascii="Edu NSW ACT Foundation" w:cs="Edu NSW ACT Foundation" w:eastAsia="Edu NSW ACT Foundation" w:hAnsi="Edu NSW ACT Foundation"/>
                 <w:sz w:val="32"/>
                 <w:szCs w:val="32"/>
                 <w:rtl w:val="0"/>
@@ -613,7 +613,7 @@
             </w:pPr>
             <w:r>
               <w:rPr>
-                <w:rFonts w:ascii="NSW Foundation Font" w:cs="NSW Foundation Font" w:eastAsia="NSW Foundation Font" w:hAnsi="NSW Foundation Font"/>
+                <w:rFonts w:ascii="Edu NSW ACT Foundation" w:cs="Edu NSW ACT Foundation" w:eastAsia="Edu NSW ACT Foundation" w:hAnsi="Edu NSW ACT Foundation"/>
                 <w:sz w:val="32"/>
                 <w:szCs w:val="32"/>
                 <w:rtl w:val="0"/>

--- a/units/u37/Unit 37 Multiplicative Relations & Measurement Student Rubric.docx
+++ b/units/u37/Unit 37 Multiplicative Relations & Measurement Student Rubric.docx
@@ -2,22 +2,40 @@
 <file path=word/document.xml><?xml version="1.0" encoding="utf-8"?>
 <w:document xmlns:ns1="http://schemas.microsoft.com/office/word/2010/wordml" xmlns:w="http://schemas.openxmlformats.org/wordprocessingml/2006/main">
   <w:body>
-    <w:p ns1:paraId="00000001">
-      <w:pPr>
-        <w:spacing w:before="0" w:after="0" w:line="240" w:lineRule="auto"/>
-        <w:jc w:val="center"/>
-      </w:pPr>
-      <w:r>
-        <w:rPr>
-          <w:rFonts w:ascii="Edu NSW ACT Foundation" w:hAnsi="Edu NSW ACT Foundation" w:cs="Edu NSW ACT Foundation" w:eastAsia="Edu NSW ACT Foundation"/>
-          <w:b/>
-          <w:sz w:val="36"/>
-          <w:szCs w:val="36"/>
-        </w:rPr>
-        <w:t xml:space="preserve">Unit 37 — Multiplicative Relations &amp; Measurement</w:t>
-      </w:r>
-    </w:p>
+    <w:p ns1:paraId="00000001"/>
     <w:tbl>
+      <w:tr>
+        <w:trPr>
+          <w:cantSplit w:val="0"/>
+          <w:trHeight w:val="375" w:hRule="atLeast"/>
+          <w:tblHeader w:val="0"/>
+        </w:trPr>
+        <w:tc>
+          <w:tcPr>
+            <w:gridSpan w:val="3"/>
+            <w:shd w:fill="9fc5e8" w:val="clear"/>
+          </w:tcPr>
+          <w:p ns1:paraId="00000002">
+            <w:pPr>
+              <w:widowControl w:val="0"/>
+              <w:spacing w:line="240" w:lineRule="auto"/>
+              <w:jc w:val="center"/>
+              <w:rPr>
+                <w:rFonts w:ascii="Edu NSW ACT Foundation" w:cs="Edu NSW ACT Foundation" w:eastAsia="Edu NSW ACT Foundation" w:hAnsi="Edu NSW ACT Foundation"/>
+              </w:rPr>
+            </w:pPr>
+            <w:r>
+              <w:rPr>
+                <w:rFonts w:ascii="Edu NSW ACT Foundation" w:hAnsi="Edu NSW ACT Foundation" w:cs="Edu NSW ACT Foundation" w:eastAsia="Edu NSW ACT Foundation"/>
+                <w:b/>
+                <w:sz w:val="36"/>
+                <w:szCs w:val="36"/>
+              </w:rPr>
+              <w:t xml:space="preserve">Unit 37 — Multiplicative Relations &amp; Measurement</w:t>
+            </w:r>
+          </w:p>
+        </w:tc>
+      </w:tr>
       <w:tblPr>
         <w:tblStyle w:val="Table1"/>
         <w:tblpPr w:leftFromText="180" w:rightFromText="180" w:topFromText="180" w:bottomFromText="180" w:vertAnchor="text" w:horzAnchor="text" w:tblpX="-180" w:tblpY="0"/>

--- a/units/u37/Unit 37 Multiplicative Relations & Measurement Student Rubric.docx
+++ b/units/u37/Unit 37 Multiplicative Relations & Measurement Student Rubric.docx
@@ -1,8 +1,8 @@
 
 <file path=word/document.xml><?xml version="1.0" encoding="utf-8"?>
-<w:document xmlns:ns1="http://schemas.microsoft.com/office/word/2010/wordml" xmlns:w="http://schemas.openxmlformats.org/wordprocessingml/2006/main">
+<w:document xmlns:mc="http://schemas.openxmlformats.org/markup-compatibility/2006" xmlns:o="urn:schemas-microsoft-com:office:office" xmlns:r="http://schemas.openxmlformats.org/officeDocument/2006/relationships" xmlns:m="http://schemas.openxmlformats.org/officeDocument/2006/math" xmlns:v="urn:schemas-microsoft-com:vml" xmlns:wp="http://schemas.openxmlformats.org/drawingml/2006/wordprocessingDrawing" xmlns:w10="urn:schemas-microsoft-com:office:word" xmlns:w="http://schemas.openxmlformats.org/wordprocessingml/2006/main" xmlns:wne="http://schemas.microsoft.com/office/word/2006/wordml" xmlns:sl="http://schemas.openxmlformats.org/schemaLibrary/2006/main" xmlns:a="http://schemas.openxmlformats.org/drawingml/2006/main" xmlns:pic="http://schemas.openxmlformats.org/drawingml/2006/picture" xmlns:c="http://schemas.openxmlformats.org/drawingml/2006/chart" xmlns:lc="http://schemas.openxmlformats.org/drawingml/2006/lockedCanvas" xmlns:dgm="http://schemas.openxmlformats.org/drawingml/2006/diagram" xmlns:wps="http://schemas.microsoft.com/office/word/2010/wordprocessingShape" xmlns:wpg="http://schemas.microsoft.com/office/word/2010/wordprocessingGroup" xmlns:w14="http://schemas.microsoft.com/office/word/2010/wordml" xmlns:w15="http://schemas.microsoft.com/office/word/2012/wordml" xmlns:w16="http://schemas.microsoft.com/office/word/2018/wordml" xmlns:w16cex="http://schemas.microsoft.com/office/word/2018/wordml/cex" xmlns:w16cid="http://schemas.microsoft.com/office/word/2016/wordml/cid" xmlns="http://schemas.microsoft.com/office/tasks/2019/documenttasks" xmlns:cr="http://schemas.microsoft.com/office/comments/2020/reactions">
   <w:body>
-    <w:p ns1:paraId="00000001"/>
+    <w:p/>
     <w:tbl>
       <w:tr>
         <w:trPr>
@@ -15,7 +15,7 @@
             <w:gridSpan w:val="3"/>
             <w:shd w:fill="9fc5e8" w:val="clear"/>
           </w:tcPr>
-          <w:p ns1:paraId="00000002">
+          <w:p>
             <w:pPr>
               <w:widowControl w:val="0"/>
               <w:spacing w:line="240" w:lineRule="auto"/>
@@ -76,7 +76,7 @@
             <w:gridSpan w:val="3"/>
             <w:shd w:fill="9fc5e8" w:val="clear"/>
           </w:tcPr>
-          <w:p ns1:paraId="00000002">
+          <w:p>
             <w:pPr>
               <w:widowControl w:val="0"/>
               <w:spacing w:line="240" w:lineRule="auto"/>
@@ -112,7 +112,7 @@
           <w:tcPr>
             <w:gridSpan w:val="3"/>
           </w:tcPr>
-          <w:p ns1:paraId="00000005">
+          <w:p>
             <w:pPr>
               <w:widowControl w:val="0"/>
               <w:spacing w:line="240" w:lineRule="auto"/>
@@ -152,7 +152,7 @@
             <w:gridSpan w:val="3"/>
             <w:shd w:fill="9fc5e8" w:val="clear"/>
           </w:tcPr>
-          <w:p ns1:paraId="00000008">
+          <w:p>
             <w:pPr>
               <w:widowControl w:val="0"/>
               <w:spacing w:line="240" w:lineRule="auto"/>
@@ -185,7 +185,7 @@
           <w:tcPr>
             <w:shd w:fill="ec3c3c" w:val="clear"/>
           </w:tcPr>
-          <w:p ns1:paraId="0000000B">
+          <w:p>
             <w:pPr>
               <w:widowControl w:val="0"/>
               <w:spacing w:line="240" w:lineRule="auto"/>
@@ -207,7 +207,7 @@
           <w:tcPr>
             <w:shd w:fill="ffff00" w:val="clear"/>
           </w:tcPr>
-          <w:p ns1:paraId="0000000C">
+          <w:p>
             <w:pPr>
               <w:widowControl w:val="0"/>
               <w:spacing w:line="240" w:lineRule="auto"/>
@@ -229,7 +229,7 @@
           <w:tcPr>
             <w:shd w:fill="56dd56" w:val="clear"/>
           </w:tcPr>
-          <w:p ns1:paraId="0000000D">
+          <w:p>
             <w:pPr>
               <w:widowControl w:val="0"/>
               <w:spacing w:line="240" w:lineRule="auto"/>
@@ -255,7 +255,7 @@
         </w:trPr>
         <w:tc>
           <w:tcPr/>
-          <w:p ns1:paraId="0000000E">
+          <w:p>
             <w:pPr>
               <w:numPr>
                 <w:ilvl w:val="0"/>
@@ -282,7 +282,7 @@
               <w:t xml:space="preserve">use the term product, multiply numbers and list the factors of a whole number</w:t>
             </w:r>
           </w:p>
-          <w:p ns1:paraId="0000000E">
+          <w:p>
             <w:pPr>
               <w:numPr>
                 <w:ilvl w:val="0"/>
@@ -309,7 +309,7 @@
               <w:t xml:space="preserve">determine whether a number is prime, composite or neither</w:t>
             </w:r>
           </w:p>
-          <w:p ns1:paraId="0000000E">
+          <w:p>
             <w:pPr>
               <w:numPr>
                 <w:ilvl w:val="0"/>
@@ -336,7 +336,7 @@
               <w:t xml:space="preserve">use the area model to multiply a 2-digit number by a 1-digit number</w:t>
             </w:r>
           </w:p>
-          <w:p ns1:paraId="0000000E">
+          <w:p>
             <w:pPr>
               <w:numPr>
                 <w:ilvl w:val="0"/>
@@ -363,7 +363,7 @@
               <w:t xml:space="preserve">calculate the area of a rectangle in square metres, cm² and km²</w:t>
             </w:r>
           </w:p>
-          <w:p ns1:paraId="0000000E">
+          <w:p>
             <w:pPr>
               <w:numPr>
                 <w:ilvl w:val="0"/>
@@ -390,7 +390,7 @@
               <w:t xml:space="preserve">show rectangles with the same perimeter can have different dimensions and areas</w:t>
             </w:r>
           </w:p>
-          <w:p ns1:paraId="0000000E">
+          <w:p>
             <w:pPr>
               <w:numPr>
                 <w:ilvl w:val="0"/>
@@ -420,7 +420,7 @@
         </w:tc>
         <w:tc>
           <w:tcPr/>
-          <w:p ns1:paraId="0000000E">
+          <w:p>
             <w:pPr>
               <w:numPr>
                 <w:ilvl w:val="0"/>
@@ -447,7 +447,7 @@
               <w:t xml:space="preserve">transform a parallelogram into a rectangle and calculate its area</w:t>
             </w:r>
           </w:p>
-          <w:p ns1:paraId="0000000E">
+          <w:p>
             <w:pPr>
               <w:numPr>
                 <w:ilvl w:val="0"/>
@@ -474,7 +474,7 @@
               <w:t xml:space="preserve">recognise a triangle as half a parallelogram and calculate its area</w:t>
             </w:r>
           </w:p>
-          <w:p ns1:paraId="0000000E">
+          <w:p>
             <w:pPr>
               <w:numPr>
                 <w:ilvl w:val="0"/>
@@ -501,7 +501,7 @@
               <w:t xml:space="preserve">explain a cubic metre and calculate volumes of rectangular prisms in m³</w:t>
             </w:r>
           </w:p>
-          <w:p ns1:paraId="0000000E">
+          <w:p>
             <w:pPr>
               <w:numPr>
                 <w:ilvl w:val="0"/>
@@ -528,7 +528,7 @@
               <w:t xml:space="preserve">select efficient strategies to multiply up to 4-digit by 1- and 2-digit numbers</w:t>
             </w:r>
           </w:p>
-          <w:p ns1:paraId="0000000E">
+          <w:p>
             <w:pPr>
               <w:numPr>
                 <w:ilvl w:val="0"/>
@@ -558,7 +558,7 @@
         </w:tc>
         <w:tc>
           <w:tcPr/>
-          <w:p ns1:paraId="0000000E">
+          <w:p>
             <w:pPr>
               <w:numPr>
                 <w:ilvl w:val="0"/>
@@ -585,7 +585,7 @@
               <w:t xml:space="preserve">apply A = bh and A = ½bh, and find the area of composite figures</w:t>
             </w:r>
           </w:p>
-          <w:p ns1:paraId="0000000E">
+          <w:p>
             <w:pPr>
               <w:numPr>
                 <w:ilvl w:val="0"/>
@@ -612,7 +612,7 @@
               <w:t xml:space="preserve">use V = base area × height for prisms, including triangular prisms</w:t>
             </w:r>
           </w:p>
-          <w:p ns1:paraId="0000000E">
+          <w:p>
             <w:pPr>
               <w:numPr>
                 <w:ilvl w:val="0"/>
